--- a/public/dossiers/afj.docx
+++ b/public/dossiers/afj.docx
@@ -2101,7 +2101,7 @@
           <w:sz w:val="22"/>
           <w:szCs w:val="22"/>
         </w:rPr>
-        <w:t xml:space="preserve">Paywall and entitlements settled through My Satoshis.</w:t>
+        <w:t xml:space="preserve">Paywall and entitlements settled through BitLibera.</w:t>
       </w:r>
     </w:p>
     <w:p>

--- a/public/dossiers/afj.docx
+++ b/public/dossiers/afj.docx
@@ -178,7 +178,7 @@
           <w:sz w:val="22"/>
           <w:szCs w:val="22"/>
         </w:rPr>
-        <w:t xml:space="preserve">1M+ professional audience and 600 M FBU revenue by 2036.</w:t>
+        <w:t xml:space="preserve">1M+ professional audience and 90 M FBU revenue by 2036.</w:t>
       </w:r>
     </w:p>
     <w:p>
@@ -1019,7 +1019,7 @@
                 <w:sz w:val="20"/>
                 <w:szCs w:val="20"/>
               </w:rPr>
-              <w:t xml:space="preserve">8 M FBU</w:t>
+              <w:t xml:space="preserve">3 M FBU</w:t>
             </w:r>
           </w:p>
         </w:tc>
@@ -1141,7 +1141,7 @@
                 <w:sz w:val="20"/>
                 <w:szCs w:val="20"/>
               </w:rPr>
-              <w:t xml:space="preserve">45 M FBU</w:t>
+              <w:t xml:space="preserve">15 M FBU</w:t>
             </w:r>
           </w:p>
         </w:tc>
@@ -1263,7 +1263,7 @@
                 <w:sz w:val="20"/>
                 <w:szCs w:val="20"/>
               </w:rPr>
-              <w:t xml:space="preserve">260 M FBU</w:t>
+              <w:t xml:space="preserve">60 M FBU</w:t>
             </w:r>
           </w:p>
         </w:tc>
@@ -1385,7 +1385,7 @@
                 <w:sz w:val="20"/>
                 <w:szCs w:val="20"/>
               </w:rPr>
-              <w:t xml:space="preserve">900 M FBU</w:t>
+              <w:t xml:space="preserve">200 M FBU</w:t>
             </w:r>
           </w:p>
         </w:tc>
@@ -2566,7 +2566,7 @@
                 <w:sz w:val="20"/>
                 <w:szCs w:val="20"/>
               </w:rPr>
-              <w:t xml:space="preserve">6 M FBU</w:t>
+              <w:t xml:space="preserve">3 M FBU</w:t>
             </w:r>
           </w:p>
         </w:tc>
@@ -2596,7 +2596,7 @@
                 <w:sz w:val="20"/>
                 <w:szCs w:val="20"/>
               </w:rPr>
-              <w:t xml:space="preserve">150 M FBU</w:t>
+              <w:t xml:space="preserve">30 M FBU</w:t>
             </w:r>
           </w:p>
         </w:tc>
@@ -2626,7 +2626,7 @@
                 <w:sz w:val="20"/>
                 <w:szCs w:val="20"/>
               </w:rPr>
-              <w:t xml:space="preserve">600 M FBU</w:t>
+              <w:t xml:space="preserve">90 M FBU</w:t>
             </w:r>
           </w:p>
         </w:tc>
@@ -4099,7 +4099,7 @@
                 <w:sz w:val="20"/>
                 <w:szCs w:val="20"/>
               </w:rPr>
-              <w:t xml:space="preserve">6M FBU (sponsorship + events)</w:t>
+              <w:t xml:space="preserve">3M FBU (sponsorship + events)</w:t>
             </w:r>
           </w:p>
         </w:tc>
@@ -4712,7 +4712,7 @@
                 <w:sz w:val="20"/>
                 <w:szCs w:val="20"/>
               </w:rPr>
-              <w:t xml:space="preserve">150M FBU (research + events + sponsorship)</w:t>
+              <w:t xml:space="preserve">30M FBU (research + events + sponsorship)</w:t>
             </w:r>
           </w:p>
         </w:tc>
@@ -5325,7 +5325,7 @@
                 <w:sz w:val="20"/>
                 <w:szCs w:val="20"/>
               </w:rPr>
-              <w:t xml:space="preserve">600M FBU</w:t>
+              <w:t xml:space="preserve">90M FBU</w:t>
             </w:r>
           </w:p>
         </w:tc>
